--- a/2026/09/28/28.09.2026.volodya-lombrozo.gpt-5-6.docx
+++ b/2026/09/28/28.09.2026.volodya-lombrozo.gpt-5-6.docx
@@ -34,6 +34,9 @@
       </w:r>
     </w:p>
     <w:p>
+      <w:pPr>
+        <w:pStyle w:val="Heading2"/>
+      </w:pPr>
       <w:r>
         <w:rPr>
           <w:rFonts w:ascii="Times New Roman" w:hAnsi="Times New Roman" w:cs="Times New Roman"/>
@@ -44,6 +47,9 @@
       </w:r>
     </w:p>
     <w:p>
+      <w:pPr>
+        <w:pStyle w:val="Heading2"/>
+      </w:pPr>
       <w:r>
         <w:rPr>
           <w:rFonts w:ascii="Times New Roman" w:hAnsi="Times New Roman" w:cs="Times New Roman"/>
@@ -54,17 +60,19 @@
       </w:r>
     </w:p>
     <w:p>
-      <w:r>
-        <w:rPr>
-          <w:rFonts w:ascii="Times New Roman" w:hAnsi="Times New Roman" w:cs="Times New Roman"/>
-          <w:sz w:val="24"/>
-          <w:szCs w:val="24"/>
-        </w:rPr>
-        <w:t xml:space="preserve">Risks:  </w:t>
-      </w:r>
-      <w:r>
-        <w:br/>
-      </w:r>
+      <w:pPr>
+        <w:pStyle w:val="Heading2"/>
+      </w:pPr>
+      <w:r>
+        <w:rPr>
+          <w:rFonts w:ascii="Times New Roman" w:hAnsi="Times New Roman" w:cs="Times New Roman"/>
+          <w:sz w:val="24"/>
+          <w:szCs w:val="24"/>
+        </w:rPr>
+        <w:t xml:space="preserve">Risks:</w:t>
+      </w:r>
+    </w:p>
+    <w:p>
       <w:r>
         <w:rPr>
           <w:rFonts w:ascii="Times New Roman" w:hAnsi="Times New Roman" w:cs="Times New Roman"/>
